--- a/minhchung/Minhchứng_B22DCAT172_GeometricATK.docx
+++ b/minhchung/Minhchứng_B22DCAT172_GeometricATK.docx
@@ -1013,6 +1013,7 @@
       <w:r>
         <w:rPr>
           <w:i/>
+          <w:noProof/>
         </w:rPr>
         <w:drawing>
           <wp:inline distT="0" distB="0" distL="0" distR="0" wp14:anchorId="4ECBCC9A" wp14:editId="0E9261B1">
@@ -1267,6 +1268,7 @@
       <w:r>
         <w:rPr>
           <w:i/>
+          <w:noProof/>
         </w:rPr>
         <w:drawing>
           <wp:inline distT="0" distB="0" distL="0" distR="0" wp14:anchorId="42E48A96" wp14:editId="5AF4445E">
@@ -1394,6 +1396,9 @@
         <w:jc w:val="center"/>
       </w:pPr>
       <w:r>
+        <w:rPr>
+          <w:noProof/>
+        </w:rPr>
         <w:drawing>
           <wp:inline distT="0" distB="0" distL="0" distR="0" wp14:anchorId="3B98ECFB" wp14:editId="782AF3EE">
             <wp:extent cx="6012180" cy="4570095"/>
@@ -1454,6 +1459,9 @@
         <w:jc w:val="center"/>
       </w:pPr>
       <w:r>
+        <w:rPr>
+          <w:noProof/>
+        </w:rPr>
         <w:drawing>
           <wp:inline distT="0" distB="0" distL="0" distR="0" wp14:anchorId="20253736" wp14:editId="4EC3E915">
             <wp:extent cx="4791744" cy="2314898"/>
@@ -1578,6 +1586,7 @@
       <w:r>
         <w:rPr>
           <w:i/>
+          <w:noProof/>
         </w:rPr>
         <w:drawing>
           <wp:inline distT="0" distB="0" distL="0" distR="0" wp14:anchorId="68092E1C" wp14:editId="64027945">
@@ -1647,6 +1656,9 @@
         <w:jc w:val="center"/>
       </w:pPr>
       <w:r>
+        <w:rPr>
+          <w:noProof/>
+        </w:rPr>
         <w:lastRenderedPageBreak/>
         <w:drawing>
           <wp:inline distT="0" distB="0" distL="0" distR="0" wp14:anchorId="53F5427D" wp14:editId="030484C3">
@@ -1845,6 +1857,7 @@
       <w:r>
         <w:rPr>
           <w:i/>
+          <w:noProof/>
         </w:rPr>
         <w:drawing>
           <wp:inline distT="0" distB="0" distL="0" distR="0" wp14:anchorId="37190DBD" wp14:editId="465E3D8D">
@@ -1895,6 +1908,7 @@
       <w:r>
         <w:rPr>
           <w:i/>
+          <w:noProof/>
         </w:rPr>
         <w:drawing>
           <wp:inline distT="0" distB="0" distL="0" distR="0" wp14:anchorId="12A0D850" wp14:editId="3F973B45">
@@ -1953,7 +1967,7 @@
         <w:jc w:val="left"/>
       </w:pPr>
       <w:r>
-        <w:t>geometric _results/attack_rotated.png — ảnh bị xoay 1 độ.</w:t>
+        <w:t>geometric_results/attack_rotated.png — ảnh bị xoay 1 độ.</w:t>
       </w:r>
     </w:p>
     <w:p>
@@ -1964,6 +1978,9 @@
         <w:jc w:val="center"/>
       </w:pPr>
       <w:r>
+        <w:rPr>
+          <w:noProof/>
+        </w:rPr>
         <w:lastRenderedPageBreak/>
         <w:drawing>
           <wp:inline distT="0" distB="0" distL="0" distR="0" wp14:anchorId="7FC14E07" wp14:editId="0CDEB806">
@@ -2014,7 +2031,7 @@
         <w:jc w:val="left"/>
       </w:pPr>
       <w:r>
-        <w:t>geometric _results/attack_cropped.png — ảnh bị cắt 5% mỗi cạnh, resize về kích thước cũ.</w:t>
+        <w:t>geometric_results/attack_cropped.png — ảnh bị cắt 5% mỗi cạnh, resize về kích thước cũ.</w:t>
       </w:r>
     </w:p>
     <w:p>
@@ -2025,6 +2042,9 @@
         <w:jc w:val="center"/>
       </w:pPr>
       <w:r>
+        <w:rPr>
+          <w:noProof/>
+        </w:rPr>
         <w:drawing>
           <wp:inline distT="0" distB="0" distL="0" distR="0" wp14:anchorId="41712D27" wp14:editId="76A4A4A0">
             <wp:extent cx="6012180" cy="3805555"/>
@@ -2074,7 +2094,7 @@
         <w:jc w:val="left"/>
       </w:pPr>
       <w:r>
-        <w:t>geometric _results/attack_scaled.png — ảnh bị thu nhỏ 90% rồi phóng to lại.</w:t>
+        <w:t>geometric_results/attack_scaled.png — ảnh bị thu nhỏ 90% rồi phóng to lại.</w:t>
       </w:r>
     </w:p>
     <w:p>
@@ -2085,6 +2105,9 @@
         <w:jc w:val="center"/>
       </w:pPr>
       <w:r>
+        <w:rPr>
+          <w:noProof/>
+        </w:rPr>
         <w:lastRenderedPageBreak/>
         <w:drawing>
           <wp:inline distT="0" distB="0" distL="0" distR="0" wp14:anchorId="39857BDE" wp14:editId="17CDFA70">
@@ -2127,10 +2150,12 @@
       <w:pPr>
         <w:spacing w:before="60" w:after="80"/>
       </w:pPr>
+      <w:bookmarkStart w:id="4" w:name="_GoBack"/>
       <w:r>
         <w:t>Trích xuất watermark từ ảnh bị xoay:</w:t>
       </w:r>
     </w:p>
+    <w:bookmarkEnd w:id="4"/>
     <w:p>
       <w:pPr>
         <w:spacing w:before="40" w:after="40"/>
@@ -2182,6 +2207,7 @@
       <w:r>
         <w:rPr>
           <w:i/>
+          <w:noProof/>
         </w:rPr>
         <w:drawing>
           <wp:inline distT="0" distB="0" distL="0" distR="0" wp14:anchorId="3C3BD63C" wp14:editId="79D5738F">
@@ -2256,6 +2282,7 @@
       <w:r>
         <w:rPr>
           <w:i/>
+          <w:noProof/>
         </w:rPr>
         <w:lastRenderedPageBreak/>
         <w:drawing>
@@ -2357,6 +2384,7 @@
         <w:rPr>
           <w:b/>
           <w:i/>
+          <w:noProof/>
           <w:color w:val="FF0000"/>
         </w:rPr>
         <w:drawing>
@@ -2436,6 +2464,9 @@
         <w:jc w:val="center"/>
       </w:pPr>
       <w:r>
+        <w:rPr>
+          <w:noProof/>
+        </w:rPr>
         <w:drawing>
           <wp:inline distT="0" distB="0" distL="0" distR="0" wp14:anchorId="004081F9" wp14:editId="45C6EF3E">
             <wp:extent cx="5210902" cy="2476846"/>
@@ -2536,6 +2567,7 @@
         <w:rPr>
           <w:b/>
           <w:i/>
+          <w:noProof/>
           <w:color w:val="FF0000"/>
         </w:rPr>
         <w:drawing>
@@ -2594,19 +2626,7 @@
         <w:rPr>
           <w:i/>
         </w:rPr>
-        <w:t>display logo_</w:t>
-      </w:r>
-      <w:r>
-        <w:rPr>
-          <w:i/>
-        </w:rPr>
-        <w:t>scale</w:t>
-      </w:r>
-      <w:r>
-        <w:rPr>
-          <w:i/>
-        </w:rPr>
-        <w:t>.png</w:t>
+        <w:t>display logo_scale.png</w:t>
       </w:r>
     </w:p>
     <w:p>
@@ -2620,6 +2640,7 @@
       <w:r>
         <w:rPr>
           <w:i/>
+          <w:noProof/>
         </w:rPr>
         <w:drawing>
           <wp:inline distT="0" distB="0" distL="0" distR="0" wp14:anchorId="405DECB7" wp14:editId="6E4F05D7">
@@ -2716,7 +2737,7 @@
           <w:i/>
         </w:rPr>
       </w:pPr>
-      <w:bookmarkStart w:id="4" w:name="_Hlk230241112"/>
+      <w:bookmarkStart w:id="5" w:name="_Hlk230241112"/>
       <w:r>
         <w:rPr>
           <w:rFonts w:ascii="Courier New" w:eastAsia="Courier New" w:hAnsi="Courier New" w:cs="Courier New"/>
@@ -2737,6 +2758,7 @@
       <w:r>
         <w:rPr>
           <w:i/>
+          <w:noProof/>
         </w:rPr>
         <w:lastRenderedPageBreak/>
         <w:drawing>
@@ -2805,6 +2827,7 @@
       <w:r>
         <w:rPr>
           <w:i/>
+          <w:noProof/>
         </w:rPr>
         <w:drawing>
           <wp:inline distT="0" distB="0" distL="0" distR="0" wp14:anchorId="38C47924" wp14:editId="082ECFE0">
@@ -2872,6 +2895,7 @@
       <w:r>
         <w:rPr>
           <w:i/>
+          <w:noProof/>
         </w:rPr>
         <w:drawing>
           <wp:inline distT="0" distB="0" distL="0" distR="0" wp14:anchorId="4D0852E9" wp14:editId="00CCE41A">
@@ -2926,7 +2950,7 @@
         </w:rPr>
         <w:t>python3 giautin.py origin.png logo.png stego_a1.png 0.1</w:t>
       </w:r>
-      <w:bookmarkEnd w:id="4"/>
+      <w:bookmarkEnd w:id="5"/>
     </w:p>
     <w:p>
       <w:pPr>
@@ -2941,6 +2965,7 @@
         <w:rPr>
           <w:b/>
           <w:i/>
+          <w:noProof/>
         </w:rPr>
         <w:drawing>
           <wp:inline distT="0" distB="0" distL="0" distR="0" wp14:anchorId="09AC8D49" wp14:editId="3BDE4160">
@@ -3031,6 +3056,7 @@
       <w:r>
         <w:rPr>
           <w:i/>
+          <w:noProof/>
         </w:rPr>
         <w:drawing>
           <wp:inline distT="0" distB="0" distL="0" distR="0" wp14:anchorId="4CD6A79D" wp14:editId="1FCE6EE7">
@@ -3084,8 +3110,6 @@
       <w:r>
         <w:t>Trên terminal sử dụng câu lệnh sau để kết thúc bài lab:</w:t>
       </w:r>
-      <w:bookmarkStart w:id="5" w:name="_GoBack"/>
-      <w:bookmarkEnd w:id="5"/>
     </w:p>
     <w:p>
       <w:pPr>
@@ -7374,7 +7398,7 @@
 </file>
 
 <file path=customXml/itemProps1.xml><?xml version="1.0" encoding="utf-8"?>
-<ds:datastoreItem xmlns:ds="http://schemas.openxmlformats.org/officeDocument/2006/customXml" ds:itemID="{700DE17B-0FAB-4538-8580-DD75A6825342}">
+<ds:datastoreItem xmlns:ds="http://schemas.openxmlformats.org/officeDocument/2006/customXml" ds:itemID="{C52F41BE-0045-4105-8BEE-2BA058C9453C}">
   <ds:schemaRefs>
     <ds:schemaRef ds:uri="http://schemas.openxmlformats.org/officeDocument/2006/bibliography"/>
   </ds:schemaRefs>
